--- a/docs/TECHNICAL_REPORT.docx
+++ b/docs/TECHNICAL_REPORT.docx
@@ -5079,13 +5079,19 @@
         <w:pStyle w:val="FirstParagraph"/>
       </w:pPr>
       <w:r>
-        <w:t xml:space="preserve">Проект выполнен одним студентом: идея, код всех модулей, сбор и разметка данных, тесты,</w:t>
-      </w:r>
-      <w:r>
-        <w:t xml:space="preserve"> </w:t>
-      </w:r>
-      <w:r>
-        <w:t xml:space="preserve">документация. Использование AI-ассистентов при разработке описано в отдельном документе</w:t>
+        <w:t xml:space="preserve">Проект выполнен одним студентом: постановка задачи и решения, сбор и разметка своих видео,</w:t>
+      </w:r>
+      <w:r>
+        <w:t xml:space="preserve"> </w:t>
+      </w:r>
+      <w:r>
+        <w:t xml:space="preserve">проверка на реальных данных. Код, тесты и документация написаны с помощью AI-ассистента</w:t>
+      </w:r>
+      <w:r>
+        <w:t xml:space="preserve"> </w:t>
+      </w:r>
+      <w:r>
+        <w:t xml:space="preserve">Claude Code по указаниям студента; внутри приложения AI-сервисы не используются. Подробно — в документе</w:t>
       </w:r>
       <w:r>
         <w:t xml:space="preserve"> </w:t>

--- a/docs/TECHNICAL_REPORT.docx
+++ b/docs/TECHNICAL_REPORT.docx
@@ -34,32 +34,6 @@
         <w:t xml:space="preserve">2026</w:t>
       </w:r>
     </w:p>
-    <w:sdt>
-      <w:sdtPr>
-        <w:docPartObj>
-          <w:docPartGallery w:val="Table of Contents"/>
-          <w:docPartUnique/>
-        </w:docPartObj>
-      </w:sdtPr>
-      <w:sdtContent>
-        <w:p>
-          <w:pPr>
-            <w:pStyle w:val="TOCHeading"/>
-          </w:pPr>
-          <w:r>
-            <w:t xml:space="preserve">Содержание</w:t>
-          </w:r>
-        </w:p>
-        <w:p>
-          <w:r>
-            <w:fldChar w:fldCharType="begin" w:dirty="true"/>
-            <w:instrText xml:space="preserve">TOC \o "1-2" \h \z \u</w:instrText>
-            <w:fldChar w:fldCharType="separate"/>
-            <w:fldChar w:fldCharType="end"/>
-          </w:r>
-        </w:p>
-      </w:sdtContent>
-    </w:sdt>
     <w:bookmarkStart w:id="9" w:name="аннотация"/>
     <w:p>
       <w:pPr>
@@ -74,7 +48,13 @@
         <w:pStyle w:val="FirstParagraph"/>
       </w:pPr>
       <w:r>
-        <w:t xml:space="preserve">FormCoach AI — веб-приложение, которое по видео приседаний, снятому сбоку, считает повторения,</w:t>
+        <w:t xml:space="preserve">FormCoach AI — мобильный веб-сайт (PWA), который открывается в браузере телефона и ставится на</w:t>
+      </w:r>
+      <w:r>
+        <w:t xml:space="preserve"> </w:t>
+      </w:r>
+      <w:r>
+        <w:t xml:space="preserve">главный экран как приложение. По видео приседаний, снятому сбоку, он считает повторения,</w:t>
       </w:r>
       <w:r>
         <w:t xml:space="preserve"> </w:t>
@@ -830,7 +810,7 @@
         <w:rPr>
           <w:rStyle w:val="VerbatimChar"/>
         </w:rPr>
-        <w:t xml:space="preserve">                                      app.py (Streamlit)</w:t>
+        <w:t xml:space="preserve">                 ┌─────────────────────────────┴──────────────────────────────┐</w:t>
       </w:r>
       <w:r>
         <w:br/>
@@ -839,18 +819,139 @@
         <w:rPr>
           <w:rStyle w:val="VerbatimChar"/>
         </w:rPr>
-        <w:t xml:space="preserve">                 «Анализ» (графики, таблицы, подсказки)  ·  «Разметка» ──► labels.py ──► retrain.py</w:t>
+        <w:t xml:space="preserve">                 ▼                                                            ▼</w:t>
+      </w:r>
+      <w:r>
+        <w:br/>
+      </w:r>
+      <w:r>
+        <w:rPr>
+          <w:rStyle w:val="VerbatimChar"/>
+        </w:rPr>
+        <w:t xml:space="preserve">   server.py (FastAPI, JSON API)                                     app.py (Streamlit)</w:t>
+      </w:r>
+      <w:r>
+        <w:br/>
+      </w:r>
+      <w:r>
+        <w:rPr>
+          <w:rStyle w:val="VerbatimChar"/>
+        </w:rPr>
+        <w:t xml:space="preserve">   web/ — мобильный сайт (PWA) для телефона             «Анализ» · «Разметка» ──► labels.py ──► retrain.py</w:t>
       </w:r>
     </w:p>
     <w:p>
       <w:pPr>
         <w:pStyle w:val="FirstParagraph"/>
       </w:pPr>
+      <w:r>
+        <w:t xml:space="preserve">Система разделена на две части.</w:t>
+      </w:r>
+      <w:r>
+        <w:t xml:space="preserve"> </w:t>
+      </w:r>
       <w:r>
         <w:rPr>
           <w:b/>
           <w:bCs/>
         </w:rPr>
+        <w:t xml:space="preserve">Сервер</w:t>
+      </w:r>
+      <w:r>
+        <w:t xml:space="preserve"> </w:t>
+      </w:r>
+      <w:r>
+        <w:t xml:space="preserve">(</w:t>
+      </w:r>
+      <w:r>
+        <w:rPr>
+          <w:rStyle w:val="VerbatimChar"/>
+        </w:rPr>
+        <w:t xml:space="preserve">server.py</w:t>
+      </w:r>
+      <w:r>
+        <w:t xml:space="preserve">) принимает видео с телефона, вызывает</w:t>
+      </w:r>
+      <w:r>
+        <w:t xml:space="preserve"> </w:t>
+      </w:r>
+      <w:r>
+        <w:rPr>
+          <w:rStyle w:val="VerbatimChar"/>
+        </w:rPr>
+        <w:t xml:space="preserve">pipeline.py</w:t>
+      </w:r>
+      <w:r>
+        <w:t xml:space="preserve"> </w:t>
+      </w:r>
+      <w:r>
+        <w:t xml:space="preserve">и возвращает результат в JSON.</w:t>
+      </w:r>
+      <w:r>
+        <w:t xml:space="preserve"> </w:t>
+      </w:r>
+      <w:r>
+        <w:rPr>
+          <w:b/>
+          <w:bCs/>
+        </w:rPr>
+        <w:t xml:space="preserve">Клиент</w:t>
+      </w:r>
+      <w:r>
+        <w:t xml:space="preserve"> </w:t>
+      </w:r>
+      <w:r>
+        <w:t xml:space="preserve">(</w:t>
+      </w:r>
+      <w:r>
+        <w:rPr>
+          <w:rStyle w:val="VerbatimChar"/>
+        </w:rPr>
+        <w:t xml:space="preserve">web/</w:t>
+      </w:r>
+      <w:r>
+        <w:t xml:space="preserve">: HTML, CSS, JavaScript) работает</w:t>
+      </w:r>
+      <w:r>
+        <w:t xml:space="preserve"> </w:t>
+      </w:r>
+      <w:r>
+        <w:t xml:space="preserve">в браузере телефона: снимает или выбирает видео, отправляет его на сервер и рисует результат.</w:t>
+      </w:r>
+      <w:r>
+        <w:t xml:space="preserve"> </w:t>
+      </w:r>
+      <w:r>
+        <w:t xml:space="preserve">Вся AI-логика находится только на сервере, в пакете</w:t>
+      </w:r>
+      <w:r>
+        <w:t xml:space="preserve"> </w:t>
+      </w:r>
+      <w:r>
+        <w:rPr>
+          <w:rStyle w:val="VerbatimChar"/>
+        </w:rPr>
+        <w:t xml:space="preserve">formcoach/</w:t>
+      </w:r>
+      <w:r>
+        <w:t xml:space="preserve">, поэтому мобильный сайт и</w:t>
+      </w:r>
+      <w:r>
+        <w:t xml:space="preserve"> </w:t>
+      </w:r>
+      <w:r>
+        <w:t xml:space="preserve">Streamlit-интерфейс используют один и тот же код.</w:t>
+      </w:r>
+    </w:p>
+    <w:p>
+      <w:pPr>
+        <w:pStyle w:val="BodyText"/>
+      </w:pPr>
+      <w:r>
+        <w:rPr>
+          <w:b/>
+          <w:bCs/>
+        </w:rPr>
         <w:t xml:space="preserve">Признаки</w:t>
       </w:r>
       <w:r>
@@ -988,7 +1089,19 @@
         <w:t xml:space="preserve"> </w:t>
       </w:r>
       <w:r>
-        <w:t xml:space="preserve">недели 8), MediaPipe Pose Landmarker (датчик), OpenCV, Streamlit, Altair, pytest.</w:t>
+        <w:t xml:space="preserve">недели 8), MediaPipe Pose Landmarker (датчик), OpenCV, FastAPI + uvicorn (сервер),</w:t>
+      </w:r>
+      <w:r>
+        <w:t xml:space="preserve"> </w:t>
+      </w:r>
+      <w:r>
+        <w:t xml:space="preserve">HTML/CSS/JavaScript без фреймворков (мобильный клиент, PWA), Streamlit + Altair (интерфейс</w:t>
+      </w:r>
+      <w:r>
+        <w:t xml:space="preserve"> </w:t>
+      </w:r>
+      <w:r>
+        <w:t xml:space="preserve">разработчика), pytest, Docker.</w:t>
       </w:r>
     </w:p>
     <w:bookmarkEnd w:id="12"/>
@@ -3969,7 +4082,7 @@
     </w:p>
     <w:bookmarkEnd w:id="16"/>
     <w:bookmarkEnd w:id="17"/>
-    <w:bookmarkStart w:id="18" w:name="приложение-и-интерфейс"/>
+    <w:bookmarkStart w:id="24" w:name="приложение-и-интерфейс"/>
     <w:p>
       <w:pPr>
         <w:pStyle w:val="Heading1"/>
@@ -3978,21 +4091,48 @@
         <w:t xml:space="preserve">5. Приложение и интерфейс</w:t>
       </w:r>
     </w:p>
+    <w:bookmarkStart w:id="21" w:name="мобильный-сайт-основной-интерфейс"/>
+    <w:p>
+      <w:pPr>
+        <w:pStyle w:val="Heading2"/>
+      </w:pPr>
+      <w:r>
+        <w:t xml:space="preserve">5.1. Мобильный сайт (основной интерфейс)</w:t>
+      </w:r>
+    </w:p>
     <w:p>
       <w:pPr>
         <w:pStyle w:val="FirstParagraph"/>
       </w:pPr>
       <w:r>
-        <w:t xml:space="preserve">Streamlit-приложение (</w:t>
+        <w:t xml:space="preserve">Пользователь открывает ссылку в браузере телефона. Ничего устанавливать не нужно, но сайт можно</w:t>
+      </w:r>
+      <w:r>
+        <w:t xml:space="preserve"> </w:t>
+      </w:r>
+      <w:r>
+        <w:t xml:space="preserve">добавить на главный экран: он получит иконку и будет открываться на весь экран, как приложение</w:t>
+      </w:r>
+      <w:r>
+        <w:t xml:space="preserve"> </w:t>
+      </w:r>
+      <w:r>
+        <w:t xml:space="preserve">(Progressive Web App:</w:t>
+      </w:r>
+      <w:r>
+        <w:t xml:space="preserve"> </w:t>
       </w:r>
       <w:r>
         <w:rPr>
           <w:rStyle w:val="VerbatimChar"/>
         </w:rPr>
-        <w:t xml:space="preserve">app.py</w:t>
-      </w:r>
-      <w:r>
-        <w:t xml:space="preserve">), запуск:</w:t>
+        <w:t xml:space="preserve">manifest.webmanifest</w:t>
+      </w:r>
+      <w:r>
+        <w:t xml:space="preserve"> </w:t>
+      </w:r>
+      <w:r>
+        <w:t xml:space="preserve">+ service worker</w:t>
       </w:r>
       <w:r>
         <w:t xml:space="preserve"> </w:t>
@@ -4001,10 +4141,77 @@
         <w:rPr>
           <w:rStyle w:val="VerbatimChar"/>
         </w:rPr>
-        <w:t xml:space="preserve">streamlit run app.py</w:t>
+        <w:t xml:space="preserve">sw.js</w:t>
+      </w:r>
+      <w:r>
+        <w:t xml:space="preserve">). Запуск сервера:</w:t>
+      </w:r>
+      <w:r>
+        <w:t xml:space="preserve"> </w:t>
+      </w:r>
+      <w:r>
+        <w:rPr>
+          <w:rStyle w:val="VerbatimChar"/>
+        </w:rPr>
+        <w:t xml:space="preserve">uvicorn server:app --host 0.0.0.0 --port 8000</w:t>
       </w:r>
       <w:r>
         <w:t xml:space="preserve">.</w:t>
+      </w:r>
+    </w:p>
+    <w:p>
+      <w:pPr>
+        <w:pStyle w:val="CaptionedFigure"/>
+      </w:pPr>
+      <w:r>
+        <w:drawing>
+          <wp:inline>
+            <wp:extent cx="5334000" cy="2819845"/>
+            <wp:effectExtent b="0" l="0" r="0" t="0"/>
+            <wp:docPr descr="Мобильный сайт: главная, результат, график фаз HMM, объяснение алгоритмов" title="" id="19" name="Picture"/>
+            <a:graphic>
+              <a:graphicData uri="http://schemas.openxmlformats.org/drawingml/2006/picture">
+                <pic:pic>
+                  <pic:nvPicPr>
+                    <pic:cNvPr descr="screenshots/mobile_screens.png" id="20" name="Picture"/>
+                    <pic:cNvPicPr>
+                      <a:picLocks noChangeArrowheads="1" noChangeAspect="1"/>
+                    </pic:cNvPicPr>
+                  </pic:nvPicPr>
+                  <pic:blipFill>
+                    <a:blip r:embed="rId18"/>
+                    <a:stretch>
+                      <a:fillRect/>
+                    </a:stretch>
+                  </pic:blipFill>
+                  <pic:spPr bwMode="auto">
+                    <a:xfrm>
+                      <a:off x="0" y="0"/>
+                      <a:ext cx="5334000" cy="2819845"/>
+                    </a:xfrm>
+                    <a:prstGeom prst="rect">
+                      <a:avLst/>
+                    </a:prstGeom>
+                    <a:noFill/>
+                    <a:ln w="9525">
+                      <a:noFill/>
+                      <a:headEnd/>
+                      <a:tailEnd/>
+                    </a:ln>
+                  </pic:spPr>
+                </pic:pic>
+              </a:graphicData>
+            </a:graphic>
+          </wp:inline>
+        </w:drawing>
+      </w:r>
+    </w:p>
+    <w:p>
+      <w:pPr>
+        <w:pStyle w:val="ImageCaption"/>
+      </w:pPr>
+      <w:r>
+        <w:t xml:space="preserve">Мобильный сайт: главная, результат, график фаз HMM, объяснение алгоритмов</w:t>
       </w:r>
     </w:p>
     <w:p>
@@ -4020,19 +4227,19 @@
           <w:b/>
           <w:bCs/>
         </w:rPr>
-        <w:t xml:space="preserve">Источник данных:</w:t>
-      </w:r>
-      <w:r>
-        <w:t xml:space="preserve"> </w:t>
-      </w:r>
-      <w:r>
-        <w:t xml:space="preserve">загрузка видео (mp4 / mov / avi / mkv / webm) или демо-режим с</w:t>
-      </w:r>
-      <w:r>
-        <w:t xml:space="preserve"> </w:t>
-      </w:r>
-      <w:r>
-        <w:t xml:space="preserve">синтетическим спортсменом, которому можно задать ошибки.</w:t>
+        <w:t xml:space="preserve">Главная:</w:t>
+      </w:r>
+      <w:r>
+        <w:t xml:space="preserve"> </w:t>
+      </w:r>
+      <w:r>
+        <w:t xml:space="preserve">кнопка «Снять видео» сразу открывает камеру телефона, «Из галереи» — выбор готового</w:t>
+      </w:r>
+      <w:r>
+        <w:t xml:space="preserve"> </w:t>
+      </w:r>
+      <w:r>
+        <w:t xml:space="preserve">видео; подсказки, как снимать; демо-режим с виртуальным спортсменом, которому можно задать ошибки.</w:t>
       </w:r>
     </w:p>
     <w:p>
@@ -4048,25 +4255,13 @@
           <w:b/>
           <w:bCs/>
         </w:rPr>
-        <w:t xml:space="preserve">Параметры, которые можно менять:</w:t>
-      </w:r>
-      <w:r>
-        <w:t xml:space="preserve"> </w:t>
-      </w:r>
-      <w:r>
-        <w:t xml:space="preserve">параметры HMM (угол стоя, угол внизу, вероятность</w:t>
-      </w:r>
-      <w:r>
-        <w:t xml:space="preserve"> </w:t>
-      </w:r>
-      <w:r>
-        <w:t xml:space="preserve">остаться в фазе) и пороги агента (глубина, наклон, пятки, минимальная длительность).</w:t>
-      </w:r>
-      <w:r>
-        <w:t xml:space="preserve"> </w:t>
-      </w:r>
-      <w:r>
-        <w:t xml:space="preserve">Результат пересчитывается сразу.</w:t>
+        <w:t xml:space="preserve">Загрузка:</w:t>
+      </w:r>
+      <w:r>
+        <w:t xml:space="preserve"> </w:t>
+      </w:r>
+      <w:r>
+        <w:t xml:space="preserve">полоса прогресса отправки и шаги обработки (поза → HMM и тренер → ML-модель).</w:t>
       </w:r>
     </w:p>
     <w:p>
@@ -4082,7 +4277,7 @@
           <w:b/>
           <w:bCs/>
         </w:rPr>
-        <w:t xml:space="preserve">Вкладка «Анализ»:</w:t>
+        <w:t xml:space="preserve">Результат:</w:t>
       </w:r>
     </w:p>
     <w:p>
@@ -4094,7 +4289,7 @@
         </w:numPr>
       </w:pPr>
       <w:r>
-        <w:t xml:space="preserve">метрики сессии (повторений, правильных, с ошибками, длительность);</w:t>
+        <w:t xml:space="preserve">кольцо «правильных повторений из N» и итоговая оценка;</w:t>
       </w:r>
     </w:p>
     <w:p>
@@ -4106,7 +4301,7 @@
         </w:numPr>
       </w:pPr>
       <w:r>
-        <w:t xml:space="preserve">график угла колена с цветными фазами HMM и отметками нижних точек;</w:t>
+        <w:t xml:space="preserve">блок «Над чем работать» — ошибки, отсортированные по частоте;</w:t>
       </w:r>
     </w:p>
     <w:p>
@@ -4118,7 +4313,13 @@
         </w:numPr>
       </w:pPr>
       <w:r>
-        <w:t xml:space="preserve">таблица повторений с ошибками агента и мнением ML-модели;</w:t>
+        <w:t xml:space="preserve">карточки повторений: кадр нижней точки со скелетом (обрезан по фигуре человека), углы,</w:t>
+      </w:r>
+      <w:r>
+        <w:t xml:space="preserve"> </w:t>
+      </w:r>
+      <w:r>
+        <w:t xml:space="preserve">ошибки агента и мнение ML-модели с вероятностью;</w:t>
       </w:r>
     </w:p>
     <w:p>
@@ -4130,7 +4331,7 @@
         </w:numPr>
       </w:pPr>
       <w:r>
-        <w:t xml:space="preserve">кадр нижней точки со скелетом;</w:t>
+        <w:t xml:space="preserve">график угла колена с цветными фазами HMM; при касании пальцем показываются время, угол и фаза;</w:t>
       </w:r>
     </w:p>
     <w:p>
@@ -4142,25 +4343,7 @@
         </w:numPr>
       </w:pPr>
       <w:r>
-        <w:t xml:space="preserve">подсказки тренера по времени;</w:t>
-      </w:r>
-    </w:p>
-    <w:p>
-      <w:pPr>
-        <w:pStyle w:val="Compact"/>
-        <w:numPr>
-          <w:ilvl w:val="1"/>
-          <w:numId w:val="1011"/>
-        </w:numPr>
-      </w:pPr>
-      <w:r>
-        <w:t xml:space="preserve">блок «Как это работает» с объяснением всех тем, таблицами сравнения моделей и матрицей</w:t>
-      </w:r>
-      <w:r>
-        <w:t xml:space="preserve"> </w:t>
-      </w:r>
-      <w:r>
-        <w:t xml:space="preserve">переходов HMM.</w:t>
+        <w:t xml:space="preserve">лента подсказок тренера по времени.</w:t>
       </w:r>
     </w:p>
     <w:p>
@@ -4176,46 +4359,301 @@
           <w:b/>
           <w:bCs/>
         </w:rPr>
-        <w:t xml:space="preserve">Вкладка «Разметка»:</w:t>
-      </w:r>
-      <w:r>
-        <w:t xml:space="preserve"> </w:t>
-      </w:r>
-      <w:r>
-        <w:t xml:space="preserve">отметки для каждого повторения сохраняются в</w:t>
-      </w:r>
-      <w:r>
-        <w:t xml:space="preserve"> </w:t>
-      </w:r>
-      <w:r>
-        <w:rPr>
-          <w:rStyle w:val="VerbatimChar"/>
-        </w:rPr>
-        <w:t xml:space="preserve">data/labels/</w:t>
-      </w:r>
-      <w:r>
-        <w:t xml:space="preserve"> </w:t>
-      </w:r>
-      <w:r>
-        <w:t xml:space="preserve">для</w:t>
-      </w:r>
-      <w:r>
-        <w:t xml:space="preserve"> </w:t>
-      </w:r>
-      <w:r>
-        <w:t xml:space="preserve">дообучения.</w:t>
-      </w:r>
-    </w:p>
-    <w:p>
-      <w:pPr>
-        <w:pStyle w:val="FirstParagraph"/>
+        <w:t xml:space="preserve">Настройки:</w:t>
+      </w:r>
+      <w:r>
+        <w:t xml:space="preserve"> </w:t>
+      </w:r>
+      <w:r>
+        <w:t xml:space="preserve">параметры HMM (угол стоя, угол внизу, вероятность остаться в фазе) и пороги агента</w:t>
+      </w:r>
+      <w:r>
+        <w:t xml:space="preserve"> </w:t>
+      </w:r>
+      <w:r>
+        <w:t xml:space="preserve">(глубина, наклон, пятки, минимальная длительность). Сохраняются в браузере, демо пересчитывается сразу.</w:t>
+      </w:r>
+    </w:p>
+    <w:p>
+      <w:pPr>
+        <w:pStyle w:val="Compact"/>
+        <w:numPr>
+          <w:ilvl w:val="0"/>
+          <w:numId w:val="1010"/>
+        </w:numPr>
       </w:pPr>
       <w:r>
         <w:rPr>
           <w:b/>
           <w:bCs/>
         </w:rPr>
-        <w:t xml:space="preserve">Обработка ошибок:</w:t>
+        <w:t xml:space="preserve">О проекте:</w:t>
+      </w:r>
+      <w:r>
+        <w:t xml:space="preserve"> </w:t>
+      </w:r>
+      <w:r>
+        <w:t xml:space="preserve">схема обработки, объяснение четырёх AI-тем, таблица моделей с F1 и матрица</w:t>
+      </w:r>
+      <w:r>
+        <w:t xml:space="preserve"> </w:t>
+      </w:r>
+      <w:r>
+        <w:t xml:space="preserve">переходов HMM.</w:t>
+      </w:r>
+    </w:p>
+    <w:p>
+      <w:pPr>
+        <w:pStyle w:val="FirstParagraph"/>
+      </w:pPr>
+      <w:r>
+        <w:rPr>
+          <w:b/>
+          <w:bCs/>
+        </w:rPr>
+        <w:t xml:space="preserve">API сервера:</w:t>
+      </w:r>
+    </w:p>
+    <w:tbl>
+      <w:tblPr>
+        <w:tblStyle w:val="Table"/>
+        <w:tblW w:type="pct" w:w="5000"/>
+        <w:tblLayout w:type="fixed"/>
+        <w:tblLook w:firstRow="1" w:lastRow="0" w:firstColumn="0" w:lastColumn="0" w:noHBand="0" w:noVBand="0" w:val="0020"/>
+      </w:tblPr>
+      <w:tblGrid>
+        <w:gridCol w:w="3960"/>
+        <w:gridCol w:w="3960"/>
+      </w:tblGrid>
+      <w:tr>
+        <w:trPr>
+          <w:tblHeader w:val="on"/>
+        </w:trPr>
+        <w:tc>
+          <w:tcPr/>
+          <w:p>
+            <w:pPr>
+              <w:pStyle w:val="Compact"/>
+            </w:pPr>
+            <w:r>
+              <w:t xml:space="preserve">Запрос</w:t>
+            </w:r>
+          </w:p>
+        </w:tc>
+        <w:tc>
+          <w:tcPr/>
+          <w:p>
+            <w:pPr>
+              <w:pStyle w:val="Compact"/>
+            </w:pPr>
+            <w:r>
+              <w:t xml:space="preserve">Что делает</w:t>
+            </w:r>
+          </w:p>
+        </w:tc>
+      </w:tr>
+      <w:tr>
+        <w:tc>
+          <w:tcPr/>
+          <w:p>
+            <w:pPr>
+              <w:pStyle w:val="Compact"/>
+            </w:pPr>
+            <w:r>
+              <w:rPr>
+                <w:rStyle w:val="VerbatimChar"/>
+              </w:rPr>
+              <w:t xml:space="preserve">POST /api/analyze</w:t>
+            </w:r>
+          </w:p>
+        </w:tc>
+        <w:tc>
+          <w:tcPr/>
+          <w:p>
+            <w:pPr>
+              <w:pStyle w:val="Compact"/>
+            </w:pPr>
+            <w:r>
+              <w:t xml:space="preserve">видео + настройки → повторения, ошибки, подсказки, ряд углов и фаз для графика</w:t>
+            </w:r>
+          </w:p>
+        </w:tc>
+      </w:tr>
+      <w:tr>
+        <w:tc>
+          <w:tcPr/>
+          <w:p>
+            <w:pPr>
+              <w:pStyle w:val="Compact"/>
+            </w:pPr>
+            <w:r>
+              <w:rPr>
+                <w:rStyle w:val="VerbatimChar"/>
+              </w:rPr>
+              <w:t xml:space="preserve">GET /api/demo</w:t>
+            </w:r>
+          </w:p>
+        </w:tc>
+        <w:tc>
+          <w:tcPr/>
+          <w:p>
+            <w:pPr>
+              <w:pStyle w:val="Compact"/>
+            </w:pPr>
+            <w:r>
+              <w:t xml:space="preserve">то же для синтетического спортсмена с выбранными ошибками</w:t>
+            </w:r>
+          </w:p>
+        </w:tc>
+      </w:tr>
+      <w:tr>
+        <w:tc>
+          <w:tcPr/>
+          <w:p>
+            <w:pPr>
+              <w:pStyle w:val="Compact"/>
+            </w:pPr>
+            <w:r>
+              <w:rPr>
+                <w:rStyle w:val="VerbatimChar"/>
+              </w:rPr>
+              <w:t xml:space="preserve">GET /api/info</w:t>
+            </w:r>
+          </w:p>
+        </w:tc>
+        <w:tc>
+          <w:tcPr/>
+          <w:p>
+            <w:pPr>
+              <w:pStyle w:val="Compact"/>
+            </w:pPr>
+            <w:r>
+              <w:t xml:space="preserve">настройки по умолчанию и метрики моделей</w:t>
+            </w:r>
+          </w:p>
+        </w:tc>
+      </w:tr>
+    </w:tbl>
+    <w:p>
+      <w:pPr>
+        <w:pStyle w:val="BodyText"/>
+      </w:pPr>
+      <w:r>
+        <w:rPr>
+          <w:b/>
+          <w:bCs/>
+        </w:rPr>
+        <w:t xml:space="preserve">Размещение.</w:t>
+      </w:r>
+      <w:r>
+        <w:t xml:space="preserve"> </w:t>
+      </w:r>
+      <w:r>
+        <w:t xml:space="preserve">Сервер запускается на компьютере студента, а бесплатный туннель Cloudflare</w:t>
+      </w:r>
+      <w:r>
+        <w:t xml:space="preserve"> </w:t>
+      </w:r>
+      <w:r>
+        <w:t xml:space="preserve">(</w:t>
+      </w:r>
+      <w:r>
+        <w:rPr>
+          <w:rStyle w:val="VerbatimChar"/>
+        </w:rPr>
+        <w:t xml:space="preserve">cloudflared tunnel --url http://localhost:8000</w:t>
+      </w:r>
+      <w:r>
+        <w:t xml:space="preserve">) даёт ему HTTPS-адрес, который открывается с</w:t>
+      </w:r>
+      <w:r>
+        <w:t xml:space="preserve"> </w:t>
+      </w:r>
+      <w:r>
+        <w:t xml:space="preserve">любого телефона. Для постоянного хостинга подготовлен</w:t>
+      </w:r>
+      <w:r>
+        <w:t xml:space="preserve"> </w:t>
+      </w:r>
+      <w:r>
+        <w:rPr>
+          <w:rStyle w:val="VerbatimChar"/>
+        </w:rPr>
+        <w:t xml:space="preserve">Dockerfile</w:t>
+      </w:r>
+      <w:r>
+        <w:t xml:space="preserve">.</w:t>
+      </w:r>
+    </w:p>
+    <w:bookmarkEnd w:id="21"/>
+    <w:bookmarkStart w:id="22" w:name="интерфейс-разработчика-streamlit"/>
+    <w:p>
+      <w:pPr>
+        <w:pStyle w:val="Heading2"/>
+      </w:pPr>
+      <w:r>
+        <w:t xml:space="preserve">5.2. Интерфейс разработчика (Streamlit)</w:t>
+      </w:r>
+    </w:p>
+    <w:p>
+      <w:pPr>
+        <w:pStyle w:val="FirstParagraph"/>
+      </w:pPr>
+      <w:r>
+        <w:rPr>
+          <w:rStyle w:val="VerbatimChar"/>
+        </w:rPr>
+        <w:t xml:space="preserve">streamlit run app.py</w:t>
+      </w:r>
+      <w:r>
+        <w:t xml:space="preserve"> </w:t>
+      </w:r>
+      <w:r>
+        <w:t xml:space="preserve">— подробные таблицы для отладки и вкладка</w:t>
+      </w:r>
+      <w:r>
+        <w:t xml:space="preserve"> </w:t>
+      </w:r>
+      <w:r>
+        <w:rPr>
+          <w:b/>
+          <w:bCs/>
+        </w:rPr>
+        <w:t xml:space="preserve">«Разметка»</w:t>
+      </w:r>
+      <w:r>
+        <w:t xml:space="preserve">: для каждого</w:t>
+      </w:r>
+      <w:r>
+        <w:t xml:space="preserve"> </w:t>
+      </w:r>
+      <w:r>
+        <w:t xml:space="preserve">повторения отмечается, что было на самом деле, и метки сохраняются в</w:t>
+      </w:r>
+      <w:r>
+        <w:t xml:space="preserve"> </w:t>
+      </w:r>
+      <w:r>
+        <w:rPr>
+          <w:rStyle w:val="VerbatimChar"/>
+        </w:rPr>
+        <w:t xml:space="preserve">data/labels/</w:t>
+      </w:r>
+      <w:r>
+        <w:t xml:space="preserve"> </w:t>
+      </w:r>
+      <w:r>
+        <w:t xml:space="preserve">для дообучения.</w:t>
+      </w:r>
+    </w:p>
+    <w:bookmarkEnd w:id="22"/>
+    <w:bookmarkStart w:id="23" w:name="обработка-ошибок"/>
+    <w:p>
+      <w:pPr>
+        <w:pStyle w:val="Heading2"/>
+      </w:pPr>
+      <w:r>
+        <w:t xml:space="preserve">5.3. Обработка ошибок</w:t>
       </w:r>
     </w:p>
     <w:p>
@@ -4227,13 +4665,7 @@
         </w:numPr>
       </w:pPr>
       <w:r>
-        <w:t xml:space="preserve">если человек не найден ни на одном кадре или видео слишком короткое, выводится понятное</w:t>
-      </w:r>
-      <w:r>
-        <w:t xml:space="preserve"> </w:t>
-      </w:r>
-      <w:r>
-        <w:t xml:space="preserve">сообщение;</w:t>
+        <w:t xml:space="preserve">файл не видео, пустой, больше 100 МБ или длиннее 90 с — понятное сообщение до начала обработки;</w:t>
       </w:r>
     </w:p>
     <w:p>
@@ -4245,7 +4677,7 @@
         </w:numPr>
       </w:pPr>
       <w:r>
-        <w:t xml:space="preserve">некорректные параметры HMM отклоняются;</w:t>
+        <w:t xml:space="preserve">видео не открывается или человек найден меньше чем на половине кадров — подсказка, как снимать;</w:t>
       </w:r>
     </w:p>
     <w:p>
@@ -4257,7 +4689,7 @@
         </w:numPr>
       </w:pPr>
       <w:r>
-        <w:t xml:space="preserve">при плохо видимых стопах пятки не оцениваются, а таблица показывает «—»;</w:t>
+        <w:t xml:space="preserve">настройки вне допустимых границ или в неверном формате отклоняются (HTTP 400 с объяснением);</w:t>
       </w:r>
     </w:p>
     <w:p>
@@ -4269,7 +4701,7 @@
         </w:numPr>
       </w:pPr>
       <w:r>
-        <w:t xml:space="preserve">если модель не обучена, выводится подсказка, как её обучить;</w:t>
+        <w:t xml:space="preserve">нет связи с сервером — сообщение на экране телефона;</w:t>
       </w:r>
     </w:p>
     <w:p>
@@ -4281,46 +4713,24 @@
         </w:numPr>
       </w:pPr>
       <w:r>
+        <w:t xml:space="preserve">при плохо видимых стопах пятки не оцениваются, вместо числа показывается «—»;</w:t>
+      </w:r>
+    </w:p>
+    <w:p>
+      <w:pPr>
+        <w:pStyle w:val="Compact"/>
+        <w:numPr>
+          <w:ilvl w:val="0"/>
+          <w:numId w:val="1012"/>
+        </w:numPr>
+      </w:pPr>
+      <w:r>
         <w:t xml:space="preserve">разметка не сохранится, если «правильно» отмечено вместе с ошибкой.</w:t>
       </w:r>
     </w:p>
-    <w:p>
-      <w:pPr>
-        <w:pStyle w:val="FirstParagraph"/>
-      </w:pPr>
-      <w:r>
-        <w:t xml:space="preserve">Скриншоты — в</w:t>
-      </w:r>
-      <w:r>
-        <w:t xml:space="preserve"> </w:t>
-      </w:r>
-      <w:r>
-        <w:rPr>
-          <w:rStyle w:val="VerbatimChar"/>
-        </w:rPr>
-        <w:t xml:space="preserve">README.md</w:t>
-      </w:r>
-      <w:r>
-        <w:t xml:space="preserve"> </w:t>
-      </w:r>
-      <w:r>
-        <w:t xml:space="preserve">и</w:t>
-      </w:r>
-      <w:r>
-        <w:t xml:space="preserve"> </w:t>
-      </w:r>
-      <w:r>
-        <w:rPr>
-          <w:rStyle w:val="VerbatimChar"/>
-        </w:rPr>
-        <w:t xml:space="preserve">docs/screenshots/</w:t>
-      </w:r>
-      <w:r>
-        <w:t xml:space="preserve">.</w:t>
-      </w:r>
-    </w:p>
-    <w:bookmarkEnd w:id="18"/>
-    <w:bookmarkStart w:id="19" w:name="тестирование"/>
+    <w:bookmarkEnd w:id="23"/>
+    <w:bookmarkEnd w:id="24"/>
+    <w:bookmarkStart w:id="25" w:name="тестирование"/>
     <w:p>
       <w:pPr>
         <w:pStyle w:val="Heading1"/>
@@ -4356,13 +4766,13 @@
           <w:b/>
           <w:bCs/>
         </w:rPr>
-        <w:t xml:space="preserve">52 теста, все проходят</w:t>
-      </w:r>
-      <w:r>
-        <w:t xml:space="preserve"> </w:t>
-      </w:r>
-      <w:r>
-        <w:t xml:space="preserve">(~6 с).</w:t>
+        <w:t xml:space="preserve">65 тестов, все проходят</w:t>
+      </w:r>
+      <w:r>
+        <w:t xml:space="preserve"> </w:t>
+      </w:r>
+      <w:r>
+        <w:t xml:space="preserve">(~7 с).</w:t>
       </w:r>
     </w:p>
     <w:tbl>
@@ -4676,7 +5086,45 @@
               <w:pStyle w:val="Compact"/>
             </w:pPr>
             <w:r>
-              <w:t xml:space="preserve">Запуск приложения, демо-режим, влияние ползунка на результат</w:t>
+              <w:t xml:space="preserve">Запуск Streamlit-приложения, демо-режим, влияние ползунка на результат</w:t>
+            </w:r>
+          </w:p>
+        </w:tc>
+      </w:tr>
+      <w:tr>
+        <w:tc>
+          <w:tcPr/>
+          <w:p>
+            <w:pPr>
+              <w:pStyle w:val="Compact"/>
+            </w:pPr>
+            <w:r>
+              <w:rPr>
+                <w:rStyle w:val="VerbatimChar"/>
+              </w:rPr>
+              <w:t xml:space="preserve">test_server.py</w:t>
+            </w:r>
+          </w:p>
+        </w:tc>
+        <w:tc>
+          <w:tcPr/>
+          <w:p>
+            <w:pPr>
+              <w:pStyle w:val="Compact"/>
+            </w:pPr>
+            <w:r>
+              <w:t xml:space="preserve">13</w:t>
+            </w:r>
+          </w:p>
+        </w:tc>
+        <w:tc>
+          <w:tcPr/>
+          <w:p>
+            <w:pPr>
+              <w:pStyle w:val="Compact"/>
+            </w:pPr>
+            <w:r>
+              <w:t xml:space="preserve">API сайта: демо, настройки меняют результат, неверные настройки и файлы, видео без человека, полный анализ на точках тела из реального видео</w:t>
             </w:r>
           </w:p>
         </w:tc>
@@ -4703,7 +5151,8 @@
     <w:tbl>
       <w:tblPr>
         <w:tblStyle w:val="Table"/>
-        <w:tblW w:type="auto" w:w="0"/>
+        <w:tblW w:type="pct" w:w="5000"/>
+        <w:tblLayout w:type="fixed"/>
         <w:tblLook w:firstRow="1" w:lastRow="0" w:firstColumn="0" w:lastColumn="0" w:noHBand="0" w:noVBand="0" w:val="0020"/>
       </w:tblPr>
       <w:tblGrid>
@@ -4817,6 +5266,30 @@
               <w:pStyle w:val="Compact"/>
             </w:pPr>
             <w:r>
+              <w:t xml:space="preserve">Полный цикл через сайт (загрузка 25-секундного видео → результат на экране)</w:t>
+            </w:r>
+          </w:p>
+        </w:tc>
+        <w:tc>
+          <w:tcPr/>
+          <w:p>
+            <w:pPr>
+              <w:pStyle w:val="Compact"/>
+            </w:pPr>
+            <w:r>
+              <w:t xml:space="preserve">~30 с</w:t>
+            </w:r>
+          </w:p>
+        </w:tc>
+      </w:tr>
+      <w:tr>
+        <w:tc>
+          <w:tcPr/>
+          <w:p>
+            <w:pPr>
+              <w:pStyle w:val="Compact"/>
+            </w:pPr>
+            <w:r>
               <w:t xml:space="preserve">Обучение и сравнение всех моделей</w:t>
             </w:r>
           </w:p>
@@ -4834,8 +5307,8 @@
         </w:tc>
       </w:tr>
     </w:tbl>
-    <w:bookmarkEnd w:id="19"/>
-    <w:bookmarkStart w:id="20" w:name="ограничения-и-дальнейшая-работа"/>
+    <w:bookmarkEnd w:id="25"/>
+    <w:bookmarkStart w:id="26" w:name="ограничения-и-дальнейшая-работа"/>
     <w:p>
       <w:pPr>
         <w:pStyle w:val="Heading1"/>
@@ -4913,7 +5386,19 @@
         </w:numPr>
       </w:pPr>
       <w:r>
-        <w:t xml:space="preserve">метрики HMM и агента получены на синтетике, которая проще реального видео.</w:t>
+        <w:t xml:space="preserve">метрики HMM и агента получены на синтетике, которая проще реального видео;</w:t>
+      </w:r>
+    </w:p>
+    <w:p>
+      <w:pPr>
+        <w:pStyle w:val="Compact"/>
+        <w:numPr>
+          <w:ilvl w:val="0"/>
+          <w:numId w:val="1013"/>
+        </w:numPr>
+      </w:pPr>
+      <w:r>
+        <w:t xml:space="preserve">сайт доступен из интернета, только пока запущены сервер и туннель на компьютере студента.</w:t>
       </w:r>
     </w:p>
     <w:p>
@@ -4988,8 +5473,20 @@
         <w:t xml:space="preserve">Добавить другие упражнения: выпады, отжимания.</w:t>
       </w:r>
     </w:p>
-    <w:bookmarkEnd w:id="20"/>
-    <w:bookmarkStart w:id="21" w:name="безопасность-и-этика"/>
+    <w:p>
+      <w:pPr>
+        <w:pStyle w:val="Compact"/>
+        <w:numPr>
+          <w:ilvl w:val="0"/>
+          <w:numId w:val="1014"/>
+        </w:numPr>
+      </w:pPr>
+      <w:r>
+        <w:t xml:space="preserve">Постоянный хостинг сервера (Docker) и анализ прямо на телефоне без отправки видео.</w:t>
+      </w:r>
+    </w:p>
+    <w:bookmarkEnd w:id="26"/>
+    <w:bookmarkStart w:id="27" w:name="безопасность-и-этика"/>
     <w:p>
       <w:pPr>
         <w:pStyle w:val="Heading1"/>
@@ -5037,13 +5534,19 @@
         </w:numPr>
       </w:pPr>
       <w:r>
-        <w:t xml:space="preserve">Видео обрабатываются локально и никуда не отправляются. Для дообучения сохраняются только</w:t>
-      </w:r>
-      <w:r>
-        <w:t xml:space="preserve"> </w:t>
-      </w:r>
-      <w:r>
-        <w:t xml:space="preserve">координаты точек тела, не изображения.</w:t>
+        <w:t xml:space="preserve">Видео отправляется только на сервер проекта, обрабатывается во временной папке и удаляется сразу</w:t>
+      </w:r>
+      <w:r>
+        <w:t xml:space="preserve"> </w:t>
+      </w:r>
+      <w:r>
+        <w:t xml:space="preserve">после анализа; сервер ничего не хранит. Соединение через туннель защищено HTTPS. Для дообучения</w:t>
+      </w:r>
+      <w:r>
+        <w:t xml:space="preserve"> </w:t>
+      </w:r>
+      <w:r>
+        <w:t xml:space="preserve">сохраняются только координаты точек тела (через Streamlit-разметку), не изображения.</w:t>
       </w:r>
     </w:p>
     <w:p>
@@ -5064,8 +5567,8 @@
         <w:t xml:space="preserve">выдавать неверную подсказку.</w:t>
       </w:r>
     </w:p>
-    <w:bookmarkEnd w:id="21"/>
-    <w:bookmarkStart w:id="22" w:name="вклад-и-использование-ai"/>
+    <w:bookmarkEnd w:id="27"/>
+    <w:bookmarkStart w:id="28" w:name="вклад-и-использование-ai"/>
     <w:p>
       <w:pPr>
         <w:pStyle w:val="Heading1"/>
@@ -5100,8 +5603,8 @@
         <w:t xml:space="preserve">AI Usage Declaration.</w:t>
       </w:r>
     </w:p>
-    <w:bookmarkEnd w:id="22"/>
-    <w:bookmarkStart w:id="23" w:name="источники"/>
+    <w:bookmarkEnd w:id="28"/>
+    <w:bookmarkStart w:id="29" w:name="источники"/>
     <w:p>
       <w:pPr>
         <w:pStyle w:val="Heading1"/>
@@ -5195,7 +5698,7 @@
         <w:t xml:space="preserve">Код проекта: https://github.com/reysalomon/formcoach-ai</w:t>
       </w:r>
     </w:p>
-    <w:bookmarkEnd w:id="23"/>
+    <w:bookmarkEnd w:id="29"/>
     <w:sectPr>
       <w:footnotePr>
         <w:numRestart w:val="eachSect"/>
@@ -5745,7 +6248,7 @@
         <w:rFonts w:asciiTheme="minorHAnsi" w:cstheme="minorBidi" w:eastAsiaTheme="minorHAnsi" w:hAnsiTheme="minorHAnsi"/>
         <w:sz w:val="24"/>
         <w:szCs w:val="24"/>
-        <w:lang w:bidi="ar-SA" w:eastAsia="en-US" w:val="ru"/>
+        <w:lang w:bidi="ar-SA" w:eastAsia="en-US" w:val="en-US"/>
       </w:rPr>
     </w:rPrDefault>
     <w:pPrDefault>
